--- a/submission/03_正式文档_WORD/05_POC实验报告.docx
+++ b/submission/03_正式文档_WORD/05_POC实验报告.docx
@@ -703,6 +703,59 @@
     <w:p/>
     <w:p>
       <w:pPr>
+        <w:jc w:val="center"/>
+      </w:pPr>
+      <w:r>
+        <w:drawing>
+          <wp:inline xmlns:a="http://schemas.openxmlformats.org/drawingml/2006/main" xmlns:pic="http://schemas.openxmlformats.org/drawingml/2006/picture">
+            <wp:extent cx="5400000" cy="2939126"/>
+            <wp:docPr id="1" name="Picture 1"/>
+            <wp:cNvGraphicFramePr>
+              <a:graphicFrameLocks noChangeAspect="1"/>
+            </wp:cNvGraphicFramePr>
+            <a:graphic>
+              <a:graphicData uri="http://schemas.openxmlformats.org/drawingml/2006/picture">
+                <pic:pic>
+                  <pic:nvPicPr>
+                    <pic:cNvPr id="0" name="chart_strategy_comparison.png"/>
+                    <pic:cNvPicPr/>
+                  </pic:nvPicPr>
+                  <pic:blipFill>
+                    <a:blip r:embed="rId9"/>
+                    <a:stretch>
+                      <a:fillRect/>
+                    </a:stretch>
+                  </pic:blipFill>
+                  <pic:spPr>
+                    <a:xfrm>
+                      <a:off x="0" y="0"/>
+                      <a:ext cx="5400000" cy="2939126"/>
+                    </a:xfrm>
+                    <a:prstGeom prst="rect"/>
+                  </pic:spPr>
+                </pic:pic>
+              </a:graphicData>
+            </a:graphic>
+          </wp:inline>
+        </w:drawing>
+      </w:r>
+    </w:p>
+    <w:p>
+      <w:pPr>
+        <w:jc w:val="center"/>
+      </w:pPr>
+      <w:r>
+        <w:rPr>
+          <w:rFonts w:ascii="微软雅黑" w:hAnsi="微软雅黑" w:eastAsia="微软雅黑"/>
+          <w:color w:val="666666"/>
+          <w:sz w:val="18"/>
+        </w:rPr>
+        <w:t>图1 五策略绩效对比柱状图</w:t>
+      </w:r>
+    </w:p>
+    <w:p/>
+    <w:p>
+      <w:pPr>
         <w:pStyle w:val="Heading1"/>
       </w:pPr>
       <w:r>

--- a/submission/03_正式文档_WORD/05_POC实验报告.docx
+++ b/submission/03_正式文档_WORD/05_POC实验报告.docx
@@ -38,7 +38,7 @@
           <w:color w:val="666666"/>
           <w:sz w:val="18"/>
         </w:rPr>
-        <w:t>项目编号 2026FINTECH-FINT-0093 · AFAC2026 初创组 · 2026年07月07日</w:t>
+        <w:t>项目编号 2026FINTECH-FINT-0093 · AFAC2026 初创组 · 2026年07月08日</w:t>
       </w:r>
     </w:p>
     <w:p/>
